--- a/src/main/resources/templates/teacher-notifications/notification-7.docx
+++ b/src/main/resources/templates/teacher-notifications/notification-7.docx
@@ -627,6 +627,7 @@
           <w:lang w:eastAsia="ru-RU"/>
         </w:rPr>
       </w:pPr>
+      <w:proofErr w:type="gramStart"/>
       <w:r>
         <w:rPr>
           <w:rFonts w:ascii="Times New Roman" w:eastAsia="Times New Roman" w:hAnsi="Times New Roman" w:cs="Times New Roman"/>
@@ -665,7 +666,18 @@
           <w:szCs w:val="20"/>
           <w:lang w:eastAsia="ru-RU"/>
         </w:rPr>
-        <w:t>${</w:t>
+        <w:t>$</w:t>
+      </w:r>
+      <w:proofErr w:type="gramEnd"/>
+      <w:r>
+        <w:rPr>
+          <w:rFonts w:ascii="Times New Roman" w:eastAsia="Times New Roman" w:hAnsi="Times New Roman" w:cs="Times New Roman"/>
+          <w:b/>
+          <w:sz w:val="20"/>
+          <w:szCs w:val="20"/>
+          <w:lang w:eastAsia="ru-RU"/>
+        </w:rPr>
+        <w:t>{</w:t>
       </w:r>
       <w:r>
         <w:rPr>
@@ -840,7 +852,27 @@
           <w:shd w:val="clear" w:color="auto" w:fill="FFFFFF"/>
           <w:lang w:eastAsia="ru-RU"/>
         </w:rPr>
-        <w:t xml:space="preserve"> учебный год  администрация ГБОУ  Школы  №  1811 предлагает Вам </w:t>
+        <w:t xml:space="preserve"> учебный год  администрация ГБОУ  Школы  №  </w:t>
+      </w:r>
+      <w:r>
+        <w:rPr>
+          <w:rFonts w:ascii="Times New Roman" w:eastAsia="Times New Roman" w:hAnsi="Times New Roman" w:cs="Times New Roman"/>
+          <w:sz w:val="20"/>
+          <w:szCs w:val="20"/>
+          <w:shd w:val="clear" w:color="auto" w:fill="FFFFFF"/>
+          <w:lang w:eastAsia="ru-RU"/>
+        </w:rPr>
+        <w:t>7</w:t>
+      </w:r>
+      <w:r>
+        <w:rPr>
+          <w:rFonts w:ascii="Times New Roman" w:eastAsia="Times New Roman" w:hAnsi="Times New Roman" w:cs="Times New Roman"/>
+          <w:sz w:val="20"/>
+          <w:szCs w:val="20"/>
+          <w:shd w:val="clear" w:color="auto" w:fill="FFFFFF"/>
+          <w:lang w:eastAsia="ru-RU"/>
+        </w:rPr>
+        <w:t xml:space="preserve"> предлагает Вам </w:t>
       </w:r>
       <w:r>
         <w:rPr>
@@ -1291,7 +1323,29 @@
           <w:szCs w:val="20"/>
           <w:lang w:eastAsia="ru-RU"/>
         </w:rPr>
-        <w:t>«___»____________20__г.</w:t>
+        <w:t>«__</w:t>
+      </w:r>
+      <w:proofErr w:type="gramStart"/>
+      <w:r>
+        <w:rPr>
+          <w:rFonts w:ascii="Times New Roman" w:eastAsia="Times New Roman" w:hAnsi="Times New Roman" w:cs="Times New Roman"/>
+          <w:bCs/>
+          <w:sz w:val="20"/>
+          <w:szCs w:val="20"/>
+          <w:lang w:eastAsia="ru-RU"/>
+        </w:rPr>
+        <w:t>_»_</w:t>
+      </w:r>
+      <w:proofErr w:type="gramEnd"/>
+      <w:r>
+        <w:rPr>
+          <w:rFonts w:ascii="Times New Roman" w:eastAsia="Times New Roman" w:hAnsi="Times New Roman" w:cs="Times New Roman"/>
+          <w:bCs/>
+          <w:sz w:val="20"/>
+          <w:szCs w:val="20"/>
+          <w:lang w:eastAsia="ru-RU"/>
+        </w:rPr>
+        <w:t>___________20__г.</w:t>
       </w:r>
     </w:p>
     <w:p>
@@ -1481,7 +1535,29 @@
           <w:szCs w:val="20"/>
           <w:lang w:eastAsia="ru-RU"/>
         </w:rPr>
-        <w:t>«___»____________20__г.</w:t>
+        <w:t>«__</w:t>
+      </w:r>
+      <w:proofErr w:type="gramStart"/>
+      <w:r>
+        <w:rPr>
+          <w:rFonts w:ascii="Times New Roman" w:eastAsia="Times New Roman" w:hAnsi="Times New Roman" w:cs="Times New Roman"/>
+          <w:bCs/>
+          <w:sz w:val="20"/>
+          <w:szCs w:val="20"/>
+          <w:lang w:eastAsia="ru-RU"/>
+        </w:rPr>
+        <w:t>_»_</w:t>
+      </w:r>
+      <w:proofErr w:type="gramEnd"/>
+      <w:r>
+        <w:rPr>
+          <w:rFonts w:ascii="Times New Roman" w:eastAsia="Times New Roman" w:hAnsi="Times New Roman" w:cs="Times New Roman"/>
+          <w:bCs/>
+          <w:sz w:val="20"/>
+          <w:szCs w:val="20"/>
+          <w:lang w:eastAsia="ru-RU"/>
+        </w:rPr>
+        <w:t>___________20__г.</w:t>
       </w:r>
     </w:p>
     <w:p>
@@ -1677,7 +1753,29 @@
           <w:szCs w:val="20"/>
           <w:lang w:eastAsia="ru-RU"/>
         </w:rPr>
-        <w:t>«___»____________20__г.</w:t>
+        <w:t>«__</w:t>
+      </w:r>
+      <w:proofErr w:type="gramStart"/>
+      <w:r>
+        <w:rPr>
+          <w:rFonts w:ascii="Times New Roman" w:eastAsia="Times New Roman" w:hAnsi="Times New Roman" w:cs="Times New Roman"/>
+          <w:bCs/>
+          <w:sz w:val="20"/>
+          <w:szCs w:val="20"/>
+          <w:lang w:eastAsia="ru-RU"/>
+        </w:rPr>
+        <w:t>_»_</w:t>
+      </w:r>
+      <w:proofErr w:type="gramEnd"/>
+      <w:r>
+        <w:rPr>
+          <w:rFonts w:ascii="Times New Roman" w:eastAsia="Times New Roman" w:hAnsi="Times New Roman" w:cs="Times New Roman"/>
+          <w:bCs/>
+          <w:sz w:val="20"/>
+          <w:szCs w:val="20"/>
+          <w:lang w:eastAsia="ru-RU"/>
+        </w:rPr>
+        <w:t>___________20__г.</w:t>
       </w:r>
     </w:p>
     <w:p>
@@ -1737,8 +1835,9 @@
           <w:lang w:eastAsia="ru-RU"/>
         </w:rPr>
         <w:tab/>
-        <w:t xml:space="preserve">                     (Фамилия И.О.)</w:t>
-      </w:r>
+        <w:t xml:space="preserve">                  </w:t>
+      </w:r>
+      <w:proofErr w:type="gramStart"/>
       <w:r>
         <w:rPr>
           <w:rFonts w:ascii="Times New Roman" w:eastAsia="Times New Roman" w:hAnsi="Times New Roman" w:cs="Times New Roman"/>
@@ -1748,8 +1847,9 @@
           <w:vertAlign w:val="superscript"/>
           <w:lang w:eastAsia="ru-RU"/>
         </w:rPr>
-        <w:tab/>
-      </w:r>
+        <w:t xml:space="preserve">   (</w:t>
+      </w:r>
+      <w:proofErr w:type="gramEnd"/>
       <w:r>
         <w:rPr>
           <w:rFonts w:ascii="Times New Roman" w:eastAsia="Times New Roman" w:hAnsi="Times New Roman" w:cs="Times New Roman"/>
@@ -1759,6 +1859,28 @@
           <w:vertAlign w:val="superscript"/>
           <w:lang w:eastAsia="ru-RU"/>
         </w:rPr>
+        <w:t>Фамилия И.О.)</w:t>
+      </w:r>
+      <w:r>
+        <w:rPr>
+          <w:rFonts w:ascii="Times New Roman" w:eastAsia="Times New Roman" w:hAnsi="Times New Roman" w:cs="Times New Roman"/>
+          <w:bCs/>
+          <w:sz w:val="20"/>
+          <w:szCs w:val="20"/>
+          <w:vertAlign w:val="superscript"/>
+          <w:lang w:eastAsia="ru-RU"/>
+        </w:rPr>
+        <w:tab/>
+      </w:r>
+      <w:r>
+        <w:rPr>
+          <w:rFonts w:ascii="Times New Roman" w:eastAsia="Times New Roman" w:hAnsi="Times New Roman" w:cs="Times New Roman"/>
+          <w:bCs/>
+          <w:sz w:val="20"/>
+          <w:szCs w:val="20"/>
+          <w:vertAlign w:val="superscript"/>
+          <w:lang w:eastAsia="ru-RU"/>
+        </w:rPr>
         <w:tab/>
         <w:t xml:space="preserve">                   </w:t>
       </w:r>
@@ -1827,7 +1949,29 @@
           <w:lang w:eastAsia="ru-RU"/>
         </w:rPr>
         <w:tab/>
-        <w:t>«___»____________20__г.</w:t>
+        <w:t>«__</w:t>
+      </w:r>
+      <w:proofErr w:type="gramStart"/>
+      <w:r>
+        <w:rPr>
+          <w:rFonts w:ascii="Times New Roman" w:eastAsia="Times New Roman" w:hAnsi="Times New Roman" w:cs="Times New Roman"/>
+          <w:bCs/>
+          <w:sz w:val="20"/>
+          <w:szCs w:val="20"/>
+          <w:lang w:eastAsia="ru-RU"/>
+        </w:rPr>
+        <w:t>_»_</w:t>
+      </w:r>
+      <w:proofErr w:type="gramEnd"/>
+      <w:r>
+        <w:rPr>
+          <w:rFonts w:ascii="Times New Roman" w:eastAsia="Times New Roman" w:hAnsi="Times New Roman" w:cs="Times New Roman"/>
+          <w:bCs/>
+          <w:sz w:val="20"/>
+          <w:szCs w:val="20"/>
+          <w:lang w:eastAsia="ru-RU"/>
+        </w:rPr>
+        <w:t>___________20__г.</w:t>
       </w:r>
       <w:r>
         <w:rPr>

--- a/src/main/resources/templates/teacher-notifications/notification-7.docx
+++ b/src/main/resources/templates/teacher-notifications/notification-7.docx
@@ -180,7 +180,6 @@
         </w:rPr>
         <w:t>: 7@</w:t>
       </w:r>
-      <w:proofErr w:type="spellStart"/>
       <w:r>
         <w:rPr>
           <w:rFonts w:ascii="Times New Roman" w:hAnsi="Times New Roman"/>
@@ -190,7 +189,6 @@
         </w:rPr>
         <w:t>edu</w:t>
       </w:r>
-      <w:proofErr w:type="spellEnd"/>
       <w:r>
         <w:rPr>
           <w:rFonts w:ascii="Times New Roman" w:hAnsi="Times New Roman"/>
@@ -199,7 +197,6 @@
         </w:rPr>
         <w:t>.</w:t>
       </w:r>
-      <w:proofErr w:type="spellStart"/>
       <w:r>
         <w:rPr>
           <w:rFonts w:ascii="Times New Roman" w:hAnsi="Times New Roman"/>
@@ -209,7 +206,6 @@
         </w:rPr>
         <w:t>mos</w:t>
       </w:r>
-      <w:proofErr w:type="spellEnd"/>
       <w:r>
         <w:rPr>
           <w:rFonts w:ascii="Times New Roman" w:hAnsi="Times New Roman"/>
@@ -218,7 +214,6 @@
         </w:rPr>
         <w:t>.</w:t>
       </w:r>
-      <w:proofErr w:type="spellStart"/>
       <w:r>
         <w:rPr>
           <w:rFonts w:ascii="Times New Roman" w:hAnsi="Times New Roman"/>
@@ -228,7 +223,6 @@
         </w:rPr>
         <w:t>ru</w:t>
       </w:r>
-      <w:proofErr w:type="spellEnd"/>
       <w:r>
         <w:rPr>
           <w:rFonts w:ascii="Times New Roman" w:hAnsi="Times New Roman"/>
@@ -627,7 +621,6 @@
           <w:lang w:eastAsia="ru-RU"/>
         </w:rPr>
       </w:pPr>
-      <w:proofErr w:type="gramStart"/>
       <w:r>
         <w:rPr>
           <w:rFonts w:ascii="Times New Roman" w:eastAsia="Times New Roman" w:hAnsi="Times New Roman" w:cs="Times New Roman"/>
@@ -656,28 +649,7 @@
           <w:szCs w:val="20"/>
           <w:lang w:eastAsia="ru-RU"/>
         </w:rPr>
-        <w:t xml:space="preserve"> </w:t>
-      </w:r>
-      <w:r>
-        <w:rPr>
-          <w:rFonts w:ascii="Times New Roman" w:eastAsia="Times New Roman" w:hAnsi="Times New Roman" w:cs="Times New Roman"/>
-          <w:b/>
-          <w:sz w:val="20"/>
-          <w:szCs w:val="20"/>
-          <w:lang w:eastAsia="ru-RU"/>
-        </w:rPr>
-        <w:t>$</w:t>
-      </w:r>
-      <w:proofErr w:type="gramEnd"/>
-      <w:r>
-        <w:rPr>
-          <w:rFonts w:ascii="Times New Roman" w:eastAsia="Times New Roman" w:hAnsi="Times New Roman" w:cs="Times New Roman"/>
-          <w:b/>
-          <w:sz w:val="20"/>
-          <w:szCs w:val="20"/>
-          <w:lang w:eastAsia="ru-RU"/>
-        </w:rPr>
-        <w:t>{</w:t>
+        <w:t>${</w:t>
       </w:r>
       <w:r>
         <w:rPr>
@@ -1323,29 +1295,7 @@
           <w:szCs w:val="20"/>
           <w:lang w:eastAsia="ru-RU"/>
         </w:rPr>
-        <w:t>«__</w:t>
-      </w:r>
-      <w:proofErr w:type="gramStart"/>
-      <w:r>
-        <w:rPr>
-          <w:rFonts w:ascii="Times New Roman" w:eastAsia="Times New Roman" w:hAnsi="Times New Roman" w:cs="Times New Roman"/>
-          <w:bCs/>
-          <w:sz w:val="20"/>
-          <w:szCs w:val="20"/>
-          <w:lang w:eastAsia="ru-RU"/>
-        </w:rPr>
-        <w:t>_»_</w:t>
-      </w:r>
-      <w:proofErr w:type="gramEnd"/>
-      <w:r>
-        <w:rPr>
-          <w:rFonts w:ascii="Times New Roman" w:eastAsia="Times New Roman" w:hAnsi="Times New Roman" w:cs="Times New Roman"/>
-          <w:bCs/>
-          <w:sz w:val="20"/>
-          <w:szCs w:val="20"/>
-          <w:lang w:eastAsia="ru-RU"/>
-        </w:rPr>
-        <w:t>___________20__г.</w:t>
+        <w:t>«___»____________20__г.</w:t>
       </w:r>
     </w:p>
     <w:p>
@@ -1535,29 +1485,7 @@
           <w:szCs w:val="20"/>
           <w:lang w:eastAsia="ru-RU"/>
         </w:rPr>
-        <w:t>«__</w:t>
-      </w:r>
-      <w:proofErr w:type="gramStart"/>
-      <w:r>
-        <w:rPr>
-          <w:rFonts w:ascii="Times New Roman" w:eastAsia="Times New Roman" w:hAnsi="Times New Roman" w:cs="Times New Roman"/>
-          <w:bCs/>
-          <w:sz w:val="20"/>
-          <w:szCs w:val="20"/>
-          <w:lang w:eastAsia="ru-RU"/>
-        </w:rPr>
-        <w:t>_»_</w:t>
-      </w:r>
-      <w:proofErr w:type="gramEnd"/>
-      <w:r>
-        <w:rPr>
-          <w:rFonts w:ascii="Times New Roman" w:eastAsia="Times New Roman" w:hAnsi="Times New Roman" w:cs="Times New Roman"/>
-          <w:bCs/>
-          <w:sz w:val="20"/>
-          <w:szCs w:val="20"/>
-          <w:lang w:eastAsia="ru-RU"/>
-        </w:rPr>
-        <w:t>___________20__г.</w:t>
+        <w:t>«___»____________20__г.</w:t>
       </w:r>
     </w:p>
     <w:p>
@@ -1753,29 +1681,7 @@
           <w:szCs w:val="20"/>
           <w:lang w:eastAsia="ru-RU"/>
         </w:rPr>
-        <w:t>«__</w:t>
-      </w:r>
-      <w:proofErr w:type="gramStart"/>
-      <w:r>
-        <w:rPr>
-          <w:rFonts w:ascii="Times New Roman" w:eastAsia="Times New Roman" w:hAnsi="Times New Roman" w:cs="Times New Roman"/>
-          <w:bCs/>
-          <w:sz w:val="20"/>
-          <w:szCs w:val="20"/>
-          <w:lang w:eastAsia="ru-RU"/>
-        </w:rPr>
-        <w:t>_»_</w:t>
-      </w:r>
-      <w:proofErr w:type="gramEnd"/>
-      <w:r>
-        <w:rPr>
-          <w:rFonts w:ascii="Times New Roman" w:eastAsia="Times New Roman" w:hAnsi="Times New Roman" w:cs="Times New Roman"/>
-          <w:bCs/>
-          <w:sz w:val="20"/>
-          <w:szCs w:val="20"/>
-          <w:lang w:eastAsia="ru-RU"/>
-        </w:rPr>
-        <w:t>___________20__г.</w:t>
+        <w:t>«___»____________20__г.</w:t>
       </w:r>
     </w:p>
     <w:p>
@@ -1835,9 +1741,8 @@
           <w:lang w:eastAsia="ru-RU"/>
         </w:rPr>
         <w:tab/>
-        <w:t xml:space="preserve">                  </w:t>
-      </w:r>
-      <w:proofErr w:type="gramStart"/>
+        <w:t xml:space="preserve">                     (Фамилия И.О.)</w:t>
+      </w:r>
       <w:r>
         <w:rPr>
           <w:rFonts w:ascii="Times New Roman" w:eastAsia="Times New Roman" w:hAnsi="Times New Roman" w:cs="Times New Roman"/>
@@ -1847,9 +1752,8 @@
           <w:vertAlign w:val="superscript"/>
           <w:lang w:eastAsia="ru-RU"/>
         </w:rPr>
-        <w:t xml:space="preserve">   (</w:t>
-      </w:r>
-      <w:proofErr w:type="gramEnd"/>
+        <w:tab/>
+      </w:r>
       <w:r>
         <w:rPr>
           <w:rFonts w:ascii="Times New Roman" w:eastAsia="Times New Roman" w:hAnsi="Times New Roman" w:cs="Times New Roman"/>
@@ -1859,7 +1763,8 @@
           <w:vertAlign w:val="superscript"/>
           <w:lang w:eastAsia="ru-RU"/>
         </w:rPr>
-        <w:t>Фамилия И.О.)</w:t>
+        <w:tab/>
+        <w:t xml:space="preserve">                   </w:t>
       </w:r>
       <w:r>
         <w:rPr>
@@ -1871,8 +1776,13 @@
           <w:lang w:eastAsia="ru-RU"/>
         </w:rPr>
         <w:tab/>
-      </w:r>
-      <w:r>
+        <w:t xml:space="preserve">                                            (дата)</w:t>
+      </w:r>
+    </w:p>
+    <w:p>
+      <w:pPr>
+        <w:spacing w:after="0" w:line="240" w:lineRule="auto"/>
+        <w:jc w:val="both"/>
         <w:rPr>
           <w:rFonts w:ascii="Times New Roman" w:eastAsia="Times New Roman" w:hAnsi="Times New Roman" w:cs="Times New Roman"/>
           <w:bCs/>
@@ -1881,34 +1791,6 @@
           <w:vertAlign w:val="superscript"/>
           <w:lang w:eastAsia="ru-RU"/>
         </w:rPr>
-        <w:tab/>
-        <w:t xml:space="preserve">                   </w:t>
-      </w:r>
-      <w:r>
-        <w:rPr>
-          <w:rFonts w:ascii="Times New Roman" w:eastAsia="Times New Roman" w:hAnsi="Times New Roman" w:cs="Times New Roman"/>
-          <w:bCs/>
-          <w:sz w:val="20"/>
-          <w:szCs w:val="20"/>
-          <w:vertAlign w:val="superscript"/>
-          <w:lang w:eastAsia="ru-RU"/>
-        </w:rPr>
-        <w:tab/>
-        <w:t xml:space="preserve">                                            (дата)</w:t>
-      </w:r>
-    </w:p>
-    <w:p>
-      <w:pPr>
-        <w:spacing w:after="0" w:line="240" w:lineRule="auto"/>
-        <w:jc w:val="both"/>
-        <w:rPr>
-          <w:rFonts w:ascii="Times New Roman" w:eastAsia="Times New Roman" w:hAnsi="Times New Roman" w:cs="Times New Roman"/>
-          <w:bCs/>
-          <w:sz w:val="20"/>
-          <w:szCs w:val="20"/>
-          <w:vertAlign w:val="superscript"/>
-          <w:lang w:eastAsia="ru-RU"/>
-        </w:rPr>
       </w:pPr>
       <w:r>
         <w:rPr>
@@ -1949,29 +1831,7 @@
           <w:lang w:eastAsia="ru-RU"/>
         </w:rPr>
         <w:tab/>
-        <w:t>«__</w:t>
-      </w:r>
-      <w:proofErr w:type="gramStart"/>
-      <w:r>
-        <w:rPr>
-          <w:rFonts w:ascii="Times New Roman" w:eastAsia="Times New Roman" w:hAnsi="Times New Roman" w:cs="Times New Roman"/>
-          <w:bCs/>
-          <w:sz w:val="20"/>
-          <w:szCs w:val="20"/>
-          <w:lang w:eastAsia="ru-RU"/>
-        </w:rPr>
-        <w:t>_»_</w:t>
-      </w:r>
-      <w:proofErr w:type="gramEnd"/>
-      <w:r>
-        <w:rPr>
-          <w:rFonts w:ascii="Times New Roman" w:eastAsia="Times New Roman" w:hAnsi="Times New Roman" w:cs="Times New Roman"/>
-          <w:bCs/>
-          <w:sz w:val="20"/>
-          <w:szCs w:val="20"/>
-          <w:lang w:eastAsia="ru-RU"/>
-        </w:rPr>
-        <w:t>___________20__г.</w:t>
+        <w:t>«___»____________20__г.</w:t>
       </w:r>
       <w:r>
         <w:rPr>
